--- a/reports/audit_intelligence_2026-08-11.docx
+++ b/reports/audit_intelligence_2026-08-11.docx
@@ -17,104 +17,148 @@
     </w:p>
     <w:p>
       <w:r>
-        <w:t>This week's analysis highlights three critical developments shaping the global governance, risk, and audit landscape:</w:t>
+        <w:t>This weekly intelligence report for audit and governance leaders highlights three critical developments shaping the global assurance landscape as of August 11, 2026:</w:t>
       </w:r>
     </w:p>
     <w:p>
       <w:r>
-        <w:t>1. **Transition to the Global Internal Audit Standards:** Organizations are rapidly moving from basic awareness to active implementation of the new standards, with a heightened focus on aligning Quality Assurance and Improvement Programs (QAIP) with the updated board-level oversight requirements.</w:t>
+        <w:t>1. **Global Internal Audit Standards (GIAS) Maturity**: Eighteen months post-implementation, the focus of leading internal audit functions has shifted from basic alignment to rigorous External Quality Assessments (EQAs). Organizations are actively restructuring their Quality Assurance and Improvement Programs (QAIP) to demonstrate full compliance with the updated governance and performance requirements.</w:t>
         <w:br/>
-        <w:t>2. **Rigorous Controls over Sustainability Reporting:** Standard-setters, including COSO and IFAC, are emphasizing the urgent need to establish mature Internal Control over Sustainability Reporting (ICSR) frameworks to meet upcoming mandatory assurance deadlines.</w:t>
+        <w:t>2. **Institutionalization of Sustainability Controls**: The integration of non-financial data into corporate reporting has accelerated. Organizations are increasingly mapping environmental, social, and governance (ESG) metrics directly to the 17 principles of the COSO Internal Control-Integrated Framework, driven by stricter global assurance mandates and the need for investment-grade sustainability data.</w:t>
         <w:br/>
-        <w:t>3. **Public Sector and AI Governance Integration:** International bodies like the OECD and INTOSAI are driving reforms that integrate artificial intelligence governance and digital public infrastructure (DPI) security directly into the mandate of supreme audit institutions and public sector internal auditors.</w:t>
+        <w:t>3. **AI Governance and Algorithmic Accountability**: With the enforcement of comprehensive AI regulations globally, internal audit's role has expanded from advisory to providing formal assurance over AI governance frameworks. This includes auditing algorithmic bias, data lineage, and the operational risks associated with generative AI deployment.</w:t>
       </w:r>
     </w:p>
     <w:p>
       <w:r>
-        <w:t># Internal Audit</w:t>
+        <w:t>---</w:t>
       </w:r>
     </w:p>
     <w:p>
       <w:r>
-        <w:t>يركز النشاط المهني حالياً على التقييم الفعلي لتطبيق المعايير العالمية الجديدة للتدقيق الداخلي الصادرة عن معهد المدققين الداخليين (IIA). تشير التقارير الأخيرة إلى تحول التركيز من مجرد "الامتثال الشكلي" إلى "الامتثال القائم على الأداء والمخرجات". هناك تركيز متزايد على برامج ضمان وتحسين الجودة (QAIP) لضمان توافق وظائف التدقيق مع المتطلبات الجديدة، لا سيما فيما يتعلق بالعلاقة بين الرئيس التنفيذي للتدقيق ولجنة التدقيق، وتعزيز التفكير الاستراتيجي في تقييم المخاطر الناشئة وتلبية توقعات الأطراف ذات العلاقة.</w:t>
+        <w:t># التدقيق الداخلي</w:t>
       </w:r>
     </w:p>
     <w:p>
       <w:r>
-        <w:t># Internal Controls</w:t>
+        <w:t>تشهد مهنة التدقيق الداخلي مرحلة انتقالية حاسمة تركز على التطبيق العملي والتحقق من الالتزام بمعايير التدقيق الداخلي العالمية الجديدة الصادرة عن معهد المدققين الداخليين. لم يعد التركيز مقتصرًا على فهم الفجوات التنظيمية، بل انتقل إلى مرحلة التقييمات الخارجية للجودة وإعادة هيكلة برامج تأكيد وتحسين الجودة لتتوافق تمامًا مع المتطلبات الجديدة.</w:t>
       </w:r>
     </w:p>
     <w:p>
       <w:r>
-        <w:t>تشهد بيئة الرقابة الداخلية تطوراً متسارعاً مع زيادة اعتماد إطار COSO للرقابة الداخلية على تقارير الاستدامة (ICSR). تركز التوجيهات الأخيرة على سد الفجوة بين البيانات المالية وغير المالية، حيث يُطلب من مسؤولي الرقابة تصميم ضوابط رقابية صارمة تضمن دقة وموثوقية بيانات الحوكمة البيئية والاجتماعية والمؤسسية (ESG). يتطلب ذلك دمج هذه الضوابط ضمن الهيكل الرقابي العام للمؤسسة لضمان اتساق البيانات وتجنب مخاطر "الغسيل الأخضر" والامتثال لمتطلبات الإفصاح التنظيمية المتزايدة.</w:t>
+        <w:t>تركز الهيئات المهنية حاليًا على تعزيز العلاقة بين رئيس التنفيذيين للتدقيق ولجنة التدقيق، لضمان استقلالية الوظيفة وتوفير الموارد الكافية. كما يتم التركيز بشكل متزايد على تطوير مهارات المدققين في مجالات التكنولوجيا المتقدمة والاستدامة، لتمكينهم من تقديم تأكيد موضوعي واستشاري ذي قيمة مضافة للإدارة العليا ومجلس الإدارة.</w:t>
       </w:r>
     </w:p>
     <w:p>
       <w:r>
-        <w:t># Governance</w:t>
+        <w:t># الضوابط الداخلية</w:t>
       </w:r>
     </w:p>
     <w:p>
       <w:r>
-        <w:t>تسلط التقارير الصادرة عن منظمة التعاون الاقتصادي والتنمية (OECD) والاتحاد الدولي للمحاسبين (IFAC) الضوء على ضرورة تعزيز دور مجالس الإدارة في الإشراف على المخاطر النظامية، مثل التغير المناخي والأمن السيبراني والاضطرابات الجيوسياسية. يتم التأكيد حالياً على أهمية الشفافية المؤسسية، وتحديث ممارسات الحوكمة لتشمل أطر عمل واضحة للمسؤولية الأخلاقية ومكافحة الفساد، مع ضرورة مواءمة استراتيجية الأعمال مع الأهداف طويلة الأجل لأصحاب المصلحة وضمان التنوع والخبرة الفنية داخل المجالس.</w:t>
+        <w:t>أصبح تطبيق إرشادات لجنة المؤسسات الراعية (COSO) بشأن الرقابة الداخلية على تقارير الاستدامة ركيزة أساسية للمؤسسات التي تسعى للامتثال لمتطلبات الإفصاح المالي وغير المالي الصارمة. يتم العمل حاليًا على دمج تدفقات بيانات الاستدامة ضمن بيئة الرقابة الداخلية التقليدية للمؤسسات.</w:t>
       </w:r>
     </w:p>
     <w:p>
       <w:r>
-        <w:t># Risk Management</w:t>
+        <w:t>يتطلب هذا التحول تطبيق المبادئ السبعة عشر لإطار "كوزو" على البيانات البيئية والاجتماعية وحوكمة الشركات، لضمان دقة واكتمال وموثوقية هذه البيانات قبل تقديمها للجهات التنظيمية أو جهات التأكيد الخارجية. تركز الجهود الحالية على تحديد نقاط الضعف في أنظمة جمع البيانات غير المالية وتصميم ضوابط آلية للحد من الأخطاء البشرية ومخاطر التلاعب بالبيانات.</w:t>
       </w:r>
     </w:p>
     <w:p>
       <w:r>
-        <w:t>في ظل الأزمات المتعددة والمتداخلة التي تواجهها المؤسسات عالمياً، يركز تطوير إدارة المخاطر المؤسسية (ERM) على بناء "المرونة التنظيمية". تدعو التوجيهات الحديثة إلى الانتقال من التقييمات الدورية التقليدية للمخاطر إلى المراقبة المستمرة واستخدام تخطيط السيناريوهات الديناميكية. يجب على المؤسسات دمج حدود تحمل المخاطر (Risk Appetite) بشكل مباشر في عمليات اتخاذ القرار اليومية لضمان الاستجابة السريعة للمتغيرات الاقتصادية والجيوسياسية المتسارعة.</w:t>
+        <w:t># الحوكمة</w:t>
       </w:r>
     </w:p>
     <w:p>
       <w:r>
-        <w:t># Public Sector Reform</w:t>
+        <w:t>تسلط التحديثات الأخيرة الصادرة عن منظمة التعاون الاقتصادي والتنمية والاتحاد الدولي للمحاسبين الضوء على تطور مسؤوليات مجالس الإدارة في مواجهة المخاطر النظامية. هناك تركيز متزايد على دور مجلس الإدارة في الإشراف على خطط التحول المناخي، والأخلاقيات الرقمية، وحوكمة الذكاء الاصطناعي.</w:t>
       </w:r>
     </w:p>
     <w:p>
       <w:r>
-        <w:t>تقود المنظمة الدولية للأجهزة العليا للرقابة المالية والمحاسبة (INTOSAI) بالتعاون مع البنك الدولي مبادرات واسعة لإصلاح القطاع العام وتحديث الأجهزة الرقابية. ينصب التركيز على تعزيز الرقابة على البنية التحتية الرقمية العامة (DPI) وضمان كفاءة الإنفاق الحكومي. تشمل الإصلاحات تطوير معايير تدقيق الأداء لتقييم مدى نجاح التحول الرقمي في تقديم الخدمات الحكومية بعدالة وشفافية، ومكافحة الهدر المالي من خلال أدوات التدقيق المستمر وتحليل البيانات الضخمة.</w:t>
+        <w:t>تطالب المبادئ التوجيهية الحديثة بضرورة وجود تنوع حقيقي في المهارات داخل المجالس، لا سيما في مجالات الأمن السيبراني والتحول الرقمي. كما يتم التأكيد على أهمية الشفافية في الإفصاح عن هيكل الحوكمة وكيفية ربط مكافآت التنفيذيين بالأداء المستدام طويل الأجل للمؤسسة، بدلاً من التركيز الحصري على النتائج المالية قصيرة الأجل.</w:t>
       </w:r>
     </w:p>
     <w:p>
       <w:r>
-        <w:t># Artificial Intelligence</w:t>
+        <w:t># إدارة المخاطر</w:t>
       </w:r>
     </w:p>
     <w:p>
       <w:r>
-        <w:t>يمثل الذكاء الاصطناعي تحدياً وفرصة في آن واحد للمدققين. تركز الهيئات المهنية على وضع أطر عمل لتدقيق أنظمة الذكاء الاصطناعي التوليدي، مع التركيز على حوكمة البيانات، والتحيز الخوارزمي، والامتثال للتشريعات الصارمة مثل قانون الذكاء الاصطناعي الأوروبي. من جهة أخرى، يتم حث إدارات التدقيق الداخلي على تبني أدوات الذكاء الاصطناعي في عملياتها الخاصة، مثل التحليلات التنبؤية والاختبار الآلي للضوابط الرقابية لزيادة كفاءة وتغطية التدقيق وتحديد الأنماط الشاذة بشكل استباقي.</w:t>
+        <w:t>تواجه المؤسسات بيئة مخاطر معقدة تتسم بالتقلبات الجيوسياسية، والاضطرابات الاقتصادية، والتهديدات السيبرانية المتطورة. تشير التقارير التحليلية الصادرة عن شركات الاستشارات الكبرى إلى ضرورة تبني نموذج مرن لإدارة مخاطر المؤسسة يربط بشكل مباشر بين شهية المخاطر والتخطيط الاستراتيجي.</w:t>
       </w:r>
     </w:p>
     <w:p>
       <w:r>
-        <w:t># Why It Matters</w:t>
+        <w:t>لم تعد إدارة المخاطر مجرد عملية امتثال دورية، بل تحولت إلى أداة ديناميكية لدعم اتخاذ القرار. يتم التركيز حاليًا على بناء المرونة التشغيلية، واختبارات الضغط للسيناريوهات المتعددة، وإدارة مخاطر سلاسل الإمداد المعقدة، لضمان قدرة المؤسسة على الاستجابة السريعة للأزمات غير المتوقعة واستغلال الفرص الناشئة.</w:t>
       </w:r>
     </w:p>
     <w:p>
       <w:r>
-        <w:t>تفرض هذه التطورات واقعاً جديداً يتطلب من قادة التدقيق الداخلي إعادة صياغة استراتيجياتهم بشكل عاجل. إن الانتقال إلى المعايير العالمية الجديدة يتطلب استثماراً فورياً في بناء قدرات الفريق وتحديث منهجيات العمل لضمان القيمة المضافة. علاوة على ذلك، فإن دمج ضوابط الاستدامة وحوكمة الذكاء الاصطناعي في خطط التدقيق لم يعد خياراً ثانوياً، بل هو ركيزة أساسية لحماية سمعة المؤسسة وضمان استمراريتها. يتعين على المدققين التحول إلى مستشارين موثوقين يقدمون استشرافاً للمستقبل بدلاً من مجرد تقييم الأحداث التاريخية.</w:t>
+        <w:t># إصلاح القطاع العام</w:t>
       </w:r>
     </w:p>
     <w:p>
       <w:r>
-        <w:t># Recommended Reading</w:t>
+        <w:t>تقود المنظمة الدولية للأجهزة العليا للرقابة المالية والمحاسبة (إنتوساي) بالتعاون مع البنك الدولي مبادرات واسعة النطاق لإصلاح الإدارة المالية العامة وتحديث الأجهزة الرقابية. يركز هذا الإصلاح على تعزيز الشفافية المالية ومكافحة الفساد من خلال تبني التكنولوجيا الرقمية في عمليات التدقيق الحكومي.</w:t>
       </w:r>
     </w:p>
     <w:p>
       <w:r>
-        <w:t>1. **دليل تطبيق المعايير العالمية للتدقيق الداخلي** - معهد المدققين الداخليين الدولي (IIA).</w:t>
+        <w:t>يتم تشجيع الأجهزة العليا للرقابة على استخدام تحليلات البيانات الضخمة لمراقبة الإنفاق العام وتقييم مدى كفاءة وفعالية البرامج الحكومية، لا سيما تلك المتعلقة بأهداف التنمية المستدامة. كما تركز الإصلاحات على تعزيز استقلالية هذه الأجهزة وتطوير قدراتها المهنية لتقديم تقارير رقابية موضوعية تسهم في تعزيز المساءلة وبناء الثقة العامة.</w:t>
+      </w:r>
+    </w:p>
+    <w:p>
+      <w:r>
+        <w:t># الذكاء الاصطناعي</w:t>
+      </w:r>
+    </w:p>
+    <w:p>
+      <w:r>
+        <w:t>يمثل التطور المتسارع في تقنيات الذكاء الاصطناعي، وخاصة الذكاء الاصطناعي التوليدي، تحديًا وفرصة في آن واحد لمهنة التدقيق. تفرض التشريعات العالمية الجديدة على المؤسسات وضع أطر عمل صارمة لحوكمة الذكاء الاصطناعي تغطي جوانب خصوصية البيانات، والتحيز الخوارزمي، والأمن السيبراني، وحقوق الملكية الفكرية.</w:t>
+      </w:r>
+    </w:p>
+    <w:p>
+      <w:r>
+        <w:t>يتعين على التدقيق الداخلي تقييم مدى فاعلية هذه الأطر والتحقق من وجود ضوابط كافية لإدارة المخاطر المرتبطة باستخدام هذه التقنيات في العمليات التشغيلية. وفي المقابل، تتبنى إدارات التدقيق الداخلي أدوات الذكاء الاصطناعي لتعزيز كفاءة أعمالها من خلال التدقيق المستمر، والتحليل التنبئي للمخاطر، وأتمتة المهام الروتينية.</w:t>
+      </w:r>
+    </w:p>
+    <w:p>
+      <w:r>
+        <w:t># الأهمية والأثر العملي</w:t>
+      </w:r>
+    </w:p>
+    <w:p>
+      <w:r>
+        <w:t>تتطلب التطورات المتسارعة هذا الأسبوع من قادة التدقيق الداخلي اتخاذ خطوات عملية ومباشرة لتحديث استراتيجياتهم الرقابية:</w:t>
+      </w:r>
+    </w:p>
+    <w:p>
+      <w:r>
+        <w:t>* **تحديث ميثاق ومنهجية التدقيق**: يجب على رؤساء التدقيق الداخلي التأكد من مواءمة ميثاق التدقيق والخطط السنوية مع متطلبات معايير التدقيق الداخلي العالمية الجديدة، والاستعداد لعمليات تقييم الجودة الخارجية بناءً على هذه المعايير.</w:t>
         <w:br/>
-        <w:t>2. **إرشادات الرقابة الداخلية على تقارير الاستدامة (ICSR)** - لجنة المؤسسات الراعية لتريدواي (COSO).</w:t>
+        <w:t>* **بناء القدرات في مجال الاستدامة**: يتعين على فرق التدقيق تطوير فهم عميق لإطار "كوزو" للرقابة على تقارير الاستدامة والمشاركة الفعالة في تقييم جاهزية المؤسسة للامتثال لمتطلبات الإفصاح الجديدة.</w:t>
         <w:br/>
-        <w:t>3. **تقرير حوكمة البنية التحتية الرقمية العامة والنزاهة** - منظمة التعاون الاقتصادي والتنمية (OECD).</w:t>
+        <w:t>* **تطوير منهجية تدقيق الذكاء الاصطناعي**: يجب وضع برامج تدقيق متخصصة لتقييم حوكمة ومخاطر أنظمة الذكاء الاصطناعي المستخدمة في المؤسسة، مع الاستثمار في رفع كفاءة المدققين لاستخدام هذه الأدوات في أعمالهم اليومية.</w:t>
+      </w:r>
+    </w:p>
+    <w:p>
+      <w:r>
+        <w:t># القراءات الموصى بها</w:t>
+      </w:r>
+    </w:p>
+    <w:p>
+      <w:r>
+        <w:t>* **معايير التدقيق الداخلي العالمية** - معهد المدققين الداخليين (IIA)</w:t>
         <w:br/>
-        <w:t>4. **معايير تدقيق الأداء في العصر الرقمي للأجهزة العليا للرقابة** - المنظمة الدولية للأجهزة العليا للرقابة المالية والمحاسبة (INTOSAI).</w:t>
+        <w:t>* **إرشادات الرقابة الداخلية على تقارير الاستدامة (ICSR)** - لجنة المؤسسات الراعية (COSO)</w:t>
         <w:br/>
-        <w:t>5. **دراسة مستقبل التدقيق الداخلي المدعوم بالذكاء الاصطناعي وحوكمة الخوارزميات** - الاتحاد الدولي للمحاسبين (IFAC).</w:t>
+        <w:t>* **مبادئ حوكمة الشركات لمجموعة العشرين ومنظمة التعاون الاقتصادي والتنمية** - منظمة التعاون الاقتصادي والتنمية (OECD)</w:t>
+        <w:br/>
+        <w:t>* **إطار عمل حوكمة ومخاطر الذكاء الاصطناعي للمؤسسات** - الاتحاد الدولي للمحاسبين (IFAC)</w:t>
+        <w:br/>
+        <w:t>* **المعايير الدولية للأجهزة العليا للرقابة المالية والمحاسبة (ISSAI)** - المنظمة الدولية للأجهزة العليا للرقابة المالية والمحاسبة (INTOSAI)</w:t>
       </w:r>
     </w:p>
     <w:sectPr>

--- a/reports/audit_intelligence_2026-08-11.docx
+++ b/reports/audit_intelligence_2026-08-11.docx
@@ -17,148 +17,95 @@
     </w:p>
     <w:p>
       <w:r>
-        <w:t>This weekly intelligence report for audit and governance leaders highlights three critical developments shaping the global assurance landscape as of August 11, 2026:</w:t>
+        <w:t>This week's intelligence report highlights three critical developments shaping the audit, risk, and governance landscape. First, the global transition to the new Global Internal Audit Standards (GIAS) has entered a critical phase, with professional bodies focusing on post-implementation quality assessment reviews (QAR) and conformance metrics. Second, the International Federation of Accountants (IFAC) and the International Sustainability Standards Board (ISSB) have intensified their collaboration on sustainability assurance, emphasizing the need for robust Internal Control over Sustainability Reporting (ICSR). Third, the OECD and INTOSAI have released updated frameworks addressing public sector governance, specifically targeting the integration of artificial intelligence in public financial management and the auditing of green transition initiatives.</w:t>
       </w:r>
     </w:p>
     <w:p>
       <w:r>
-        <w:t>1. **Global Internal Audit Standards (GIAS) Maturity**: Eighteen months post-implementation, the focus of leading internal audit functions has shifted from basic alignment to rigorous External Quality Assessments (EQAs). Organizations are actively restructuring their Quality Assurance and Improvement Programs (QAIP) to demonstrate full compliance with the updated governance and performance requirements.</w:t>
-        <w:br/>
-        <w:t>2. **Institutionalization of Sustainability Controls**: The integration of non-financial data into corporate reporting has accelerated. Organizations are increasingly mapping environmental, social, and governance (ESG) metrics directly to the 17 principles of the COSO Internal Control-Integrated Framework, driven by stricter global assurance mandates and the need for investment-grade sustainability data.</w:t>
-        <w:br/>
-        <w:t>3. **AI Governance and Algorithmic Accountability**: With the enforcement of comprehensive AI regulations globally, internal audit's role has expanded from advisory to providing formal assurance over AI governance frameworks. This includes auditing algorithmic bias, data lineage, and the operational risks associated with generative AI deployment.</w:t>
+        <w:t># Internal Audit</w:t>
       </w:r>
     </w:p>
     <w:p>
       <w:r>
-        <w:t>---</w:t>
+        <w:t>يركز النشاط المهني حالياً على التقييم العملي لتطبيق المعايير العالمية الجديدة للتدقيق الداخلي (GIAS) بعد مرور فترة كافية على دخولها حيز التنفيذ. تشير تقارير معهد المدققين الداخليين (IIA) إلى أن التحدي الأكبر الذي يواجه الإدارات حالياً يكمن في مواءمة برامج ضمان وتحسين الجودة (QAIP) مع المتطلبات الجديدة. هناك تركيز متزايد على دور التدقيق الداخلي في تقديم تأكيد موضوعي حول مرونة الأعمال الرقمية، وتقييم مدى نضج الحوكمة المؤسسية في التعامل مع المخاطر الناشئة، وتطوير مهارات الكوادر البشرية لتلبية متطلبات العصر الرقمي.</w:t>
       </w:r>
     </w:p>
     <w:p>
       <w:r>
-        <w:t># التدقيق الداخلي</w:t>
+        <w:t># Internal Controls</w:t>
       </w:r>
     </w:p>
     <w:p>
       <w:r>
-        <w:t>تشهد مهنة التدقيق الداخلي مرحلة انتقالية حاسمة تركز على التطبيق العملي والتحقق من الالتزام بمعايير التدقيق الداخلي العالمية الجديدة الصادرة عن معهد المدققين الداخليين. لم يعد التركيز مقتصرًا على فهم الفجوات التنظيمية، بل انتقل إلى مرحلة التقييمات الخارجية للجودة وإعادة هيكلة برامج تأكيد وتحسين الجودة لتتوافق تمامًا مع المتطلبات الجديدة.</w:t>
+        <w:t>تشهد ساحة الرقابة الداخلية تطوراً متسارعاً بقيادة لجنة المؤسسات الراعية لتريدواي (COSO)، حيث يتم التركيز بشكل مكثف على نظام الرقابة الداخلية على تقارير الاستدامة (ICSR). لم يعد الأمر يقتصر على الرقابة المالية التقليدية، بل يمتد ليشمل جودة البيانات غير المالية وموثوقيتها. تطالب التوجيهات الأخيرة بدمج ضوابط الاستدامة ضمن الهيكل الرقابي العام للمؤسسة لضمان اتساق البيانات وحمايتها من مخاطر "الغسيل الأخضر"، مع التركيز على تتبع البيانات من المصدر وحتى التقارير النهائية.</w:t>
       </w:r>
     </w:p>
     <w:p>
       <w:r>
-        <w:t>تركز الهيئات المهنية حاليًا على تعزيز العلاقة بين رئيس التنفيذيين للتدقيق ولجنة التدقيق، لضمان استقلالية الوظيفة وتوفير الموارد الكافية. كما يتم التركيز بشكل متزايد على تطوير مهارات المدققين في مجالات التكنولوجيا المتقدمة والاستدامة، لتمكينهم من تقديم تأكيد موضوعي واستشاري ذي قيمة مضافة للإدارة العليا ومجلس الإدارة.</w:t>
+        <w:t># Governance</w:t>
       </w:r>
     </w:p>
     <w:p>
       <w:r>
-        <w:t># الضوابط الداخلية</w:t>
+        <w:t>أصدرت منظمة التعاون الاقتصادي والتنمية (OECD) تحديثات هامة تتعلق بمبادئ حوكمة الشركات، مع التركيز على مسؤولية مجالس الإدارة في الإشراف على مخاطر المناخ والتحول الرقمي. تشير المبادئ الجديدة إلى ضرورة وجود تنوع في المهارات داخل المجالس، لا سيما في مجالات التكنولوجيا والأمن السيبراني، لضمان قدرة الإدارة التنفيذية على التعامل مع بيئة الأعمال المعقدة. كما تؤكد التقارير الصادرة عن المنتديات الدولية على أهمية الشفافية في الإفصاح عن هياكل الحوكمة وممارسات الأجور المرتبطة بالأداء المستدام على المدى الطويل.</w:t>
       </w:r>
     </w:p>
     <w:p>
       <w:r>
-        <w:t>أصبح تطبيق إرشادات لجنة المؤسسات الراعية (COSO) بشأن الرقابة الداخلية على تقارير الاستدامة ركيزة أساسية للمؤسسات التي تسعى للامتثال لمتطلبات الإفصاح المالي وغير المالي الصارمة. يتم العمل حاليًا على دمج تدفقات بيانات الاستدامة ضمن بيئة الرقابة الداخلية التقليدية للمؤسسات.</w:t>
+        <w:t># Risk Management</w:t>
       </w:r>
     </w:p>
     <w:p>
       <w:r>
-        <w:t>يتطلب هذا التحول تطبيق المبادئ السبعة عشر لإطار "كوزو" على البيانات البيئية والاجتماعية وحوكمة الشركات، لضمان دقة واكتمال وموثوقية هذه البيانات قبل تقديمها للجهات التنظيمية أو جهات التأكيد الخارجية. تركز الجهود الحالية على تحديد نقاط الضعف في أنظمة جمع البيانات غير المالية وتصميم ضوابط آلية للحد من الأخطاء البشرية ومخاطر التلاعب بالبيانات.</w:t>
+        <w:t>تتجه إدارة المخاطر المؤسسية (ERM) نحو تبني نماذج أكثر ديناميكية للتعامل مع المخاطر الجيوسياسية ومخاطر سلاسل الإمداد المتغيرة. تشير دراسات الشركات الاستشارية الكبرى إلى أن النماذج التقليدية القائمة على التقييم السنوي للمخاطر لم تعد كافية لمواجهة التغيرات المتسارعة. هناك تحول واضح نحو المراقبة المستمرة واستخدام التحليلات التنبؤية لتحديد المخاطر قبل وقوعها، مع ضرورة صياغة مؤشرات شهية المخاطر (Risk Appetite) بشكل كمي دقيق يسهل قياسه ومتابعته من قبل مجلس الإدارة والإدارة التنفيذية.</w:t>
       </w:r>
     </w:p>
     <w:p>
       <w:r>
-        <w:t># الحوكمة</w:t>
+        <w:t># Public Sector Reform</w:t>
       </w:r>
     </w:p>
     <w:p>
       <w:r>
-        <w:t>تسلط التحديثات الأخيرة الصادرة عن منظمة التعاون الاقتصادي والتنمية والاتحاد الدولي للمحاسبين الضوء على تطور مسؤوليات مجالس الإدارة في مواجهة المخاطر النظامية. هناك تركيز متزايد على دور مجلس الإدارة في الإشراف على خطط التحول المناخي، والأخلاقيات الرقمية، وحوكمة الذكاء الاصطناعي.</w:t>
+        <w:t>يقود البنك الدولي ومنظمة الإنتوساي (INTOSAI) جهوداً حثيثة لتحديث الإدارة المالية العامة (PFM). تركز الإصلاحات الحالية على تعزيز الشفافية والمساءلة في إنفاق أموال التحول الأخضر والمشاريع التنموية الكبرى. تم إصدار أدلة إرشادية جديدة للأجهزة العليا للرقابة المالية والمحاسبة تهدف إلى تطوير منهجيات التدقيق لتشمل تقييم الأثر البيئي والاجتماعي للمشاريع الحكومية، بالإضافة إلى تعزيز الرقابة على المشتريات العامة الرقمية لمنع الفساد المالي والإداري وتحسين كفاءة الإنفاق العام.</w:t>
       </w:r>
     </w:p>
     <w:p>
       <w:r>
-        <w:t>تطالب المبادئ التوجيهية الحديثة بضرورة وجود تنوع حقيقي في المهارات داخل المجالس، لا سيما في مجالات الأمن السيبراني والتحول الرقمي. كما يتم التأكيد على أهمية الشفافية في الإفصاح عن هيكل الحوكمة وكيفية ربط مكافآت التنفيذيين بالأداء المستدام طويل الأجل للمؤسسة، بدلاً من التركيز الحصري على النتائج المالية قصيرة الأجل.</w:t>
+        <w:t># Artificial Intelligence</w:t>
       </w:r>
     </w:p>
     <w:p>
       <w:r>
-        <w:t># إدارة المخاطر</w:t>
+        <w:t>يمثل الذكاء الاصطناعي، وخاصة الذكاء الاصطناعي التوليدي، محور الاهتمام الرئيسي للمدققين. مع بدء التطبيق الصارم للتشريعات الدولية مثل قانون الذكاء الاصطناعي، يتعين على إدارات التدقيق الداخلي تقييم أطر حوكمة الذكاء الاصطناعي داخل مؤسساتها. يشمل ذلك التحقق من دقة الخوارزميات، والحد من الانحياز، وحماية خصوصية البيانات، وضمان وجود رقابة بشرية فعالة. كما تتبنى مكاتب التدقيق الكبرى أدوات مدعومة بالذكاء الاصطناعي لتسريع عمليات فحص البيانات الضخمة واكتشاف الأنماط غير الطبيعية والاحتيال بشكل استباقي.</w:t>
       </w:r>
     </w:p>
     <w:p>
       <w:r>
-        <w:t>تواجه المؤسسات بيئة مخاطر معقدة تتسم بالتقلبات الجيوسياسية، والاضطرابات الاقتصادية، والتهديدات السيبرانية المتطورة. تشير التقارير التحليلية الصادرة عن شركات الاستشارات الكبرى إلى ضرورة تبني نموذج مرن لإدارة مخاطر المؤسسة يربط بشكل مباشر بين شهية المخاطر والتخطيط الاستراتيجي.</w:t>
+        <w:t># Why It Matters</w:t>
       </w:r>
     </w:p>
     <w:p>
       <w:r>
-        <w:t>لم تعد إدارة المخاطر مجرد عملية امتثال دورية، بل تحولت إلى أداة ديناميكية لدعم اتخاذ القرار. يتم التركيز حاليًا على بناء المرونة التشغيلية، واختبارات الضغط للسيناريوهات المتعددة، وإدارة مخاطر سلاسل الإمداد المعقدة، لضمان قدرة المؤسسة على الاستجابة السريعة للأزمات غير المتوقعة واستغلال الفرص الناشئة.</w:t>
+        <w:t>تفرض هذه التطورات واقعاً جديداً على قادة التدقيق الداخلي يتطلب الانتقال من الدور الرقابي التقليدي القائم على مطابقة القوائم إلى دور الشريك الاستراتيجي الموثوق. إن دمج معايير الاستدامة مع أطر الرقابة الداخلية، وتبني تقنيات الذكاء الاصطناعي، يتطلبان إعادة بناء مهارات فرق التدقيق وتحديث أدوات العمل بشكل فوري. عدم مواكبة هذه التغيرات يعرض المؤسسات لمخاطر رقابية وقانونية جسيمة، ويفقد وظيفة التدقيق قيمتها الاستراتيجية أمام مجلس الإدارة ولجنة التدقيق.</w:t>
       </w:r>
     </w:p>
     <w:p>
       <w:r>
-        <w:t># إصلاح القطاع العام</w:t>
+        <w:t># Recommended Reading</w:t>
       </w:r>
     </w:p>
     <w:p>
       <w:r>
-        <w:t>تقود المنظمة الدولية للأجهزة العليا للرقابة المالية والمحاسبة (إنتوساي) بالتعاون مع البنك الدولي مبادرات واسعة النطاق لإصلاح الإدارة المالية العامة وتحديث الأجهزة الرقابية. يركز هذا الإصلاح على تعزيز الشفافية المالية ومكافحة الفساد من خلال تبني التكنولوجيا الرقمية في عمليات التدقيق الحكومي.</w:t>
-      </w:r>
-    </w:p>
-    <w:p>
-      <w:r>
-        <w:t>يتم تشجيع الأجهزة العليا للرقابة على استخدام تحليلات البيانات الضخمة لمراقبة الإنفاق العام وتقييم مدى كفاءة وفعالية البرامج الحكومية، لا سيما تلك المتعلقة بأهداف التنمية المستدامة. كما تركز الإصلاحات على تعزيز استقلالية هذه الأجهزة وتطوير قدراتها المهنية لتقديم تقارير رقابية موضوعية تسهم في تعزيز المساءلة وبناء الثقة العامة.</w:t>
-      </w:r>
-    </w:p>
-    <w:p>
-      <w:r>
-        <w:t># الذكاء الاصطناعي</w:t>
-      </w:r>
-    </w:p>
-    <w:p>
-      <w:r>
-        <w:t>يمثل التطور المتسارع في تقنيات الذكاء الاصطناعي، وخاصة الذكاء الاصطناعي التوليدي، تحديًا وفرصة في آن واحد لمهنة التدقيق. تفرض التشريعات العالمية الجديدة على المؤسسات وضع أطر عمل صارمة لحوكمة الذكاء الاصطناعي تغطي جوانب خصوصية البيانات، والتحيز الخوارزمي، والأمن السيبراني، وحقوق الملكية الفكرية.</w:t>
-      </w:r>
-    </w:p>
-    <w:p>
-      <w:r>
-        <w:t>يتعين على التدقيق الداخلي تقييم مدى فاعلية هذه الأطر والتحقق من وجود ضوابط كافية لإدارة المخاطر المرتبطة باستخدام هذه التقنيات في العمليات التشغيلية. وفي المقابل، تتبنى إدارات التدقيق الداخلي أدوات الذكاء الاصطناعي لتعزيز كفاءة أعمالها من خلال التدقيق المستمر، والتحليل التنبئي للمخاطر، وأتمتة المهام الروتينية.</w:t>
-      </w:r>
-    </w:p>
-    <w:p>
-      <w:r>
-        <w:t># الأهمية والأثر العملي</w:t>
-      </w:r>
-    </w:p>
-    <w:p>
-      <w:r>
-        <w:t>تتطلب التطورات المتسارعة هذا الأسبوع من قادة التدقيق الداخلي اتخاذ خطوات عملية ومباشرة لتحديث استراتيجياتهم الرقابية:</w:t>
-      </w:r>
-    </w:p>
-    <w:p>
-      <w:r>
-        <w:t>* **تحديث ميثاق ومنهجية التدقيق**: يجب على رؤساء التدقيق الداخلي التأكد من مواءمة ميثاق التدقيق والخطط السنوية مع متطلبات معايير التدقيق الداخلي العالمية الجديدة، والاستعداد لعمليات تقييم الجودة الخارجية بناءً على هذه المعايير.</w:t>
+        <w:t>1. دليل تطبيق المعايير العالمية للتدقيق الداخلي - معهد المدققين الداخليين الدولي (IIA).</w:t>
         <w:br/>
-        <w:t>* **بناء القدرات في مجال الاستدامة**: يتعين على فرق التدقيق تطوير فهم عميق لإطار "كوزو" للرقابة على تقارير الاستدامة والمشاركة الفعالة في تقييم جاهزية المؤسسة للامتثال لمتطلبات الإفصاح الجديدة.</w:t>
+        <w:t>2. إطار الرقابة الداخلية على تقارير الاستدامة (ICSR) - لجنة المؤسسات الراعية (COSO).</w:t>
         <w:br/>
-        <w:t>* **تطوير منهجية تدقيق الذكاء الاصطناعي**: يجب وضع برامج تدقيق متخصصة لتقييم حوكمة ومخاطر أنظمة الذكاء الاصطناعي المستخدمة في المؤسسة، مع الاستثمار في رفع كفاءة المدققين لاستخدام هذه الأدوات في أعمالهم اليومية.</w:t>
-      </w:r>
-    </w:p>
-    <w:p>
-      <w:r>
-        <w:t># القراءات الموصى بها</w:t>
-      </w:r>
-    </w:p>
-    <w:p>
-      <w:r>
-        <w:t>* **معايير التدقيق الداخلي العالمية** - معهد المدققين الداخليين (IIA)</w:t>
+        <w:t>3. خارطة طريق تأكيد تقارير الاستدامة والمعايير المشتركة - الاتحاد الدولي للمحاسبين (IFAC).</w:t>
         <w:br/>
-        <w:t>* **إرشادات الرقابة الداخلية على تقارير الاستدامة (ICSR)** - لجنة المؤسسات الراعية (COSO)</w:t>
+        <w:t>4. المبادئ المحدثة لحوكمة الشركات والإشراف على المخاطر الناشئة - منظمة التعاون الاقتصادي والتنمية (OECD).</w:t>
         <w:br/>
-        <w:t>* **مبادئ حوكمة الشركات لمجموعة العشرين ومنظمة التعاون الاقتصادي والتنمية** - منظمة التعاون الاقتصادي والتنمية (OECD)</w:t>
-        <w:br/>
-        <w:t>* **إطار عمل حوكمة ومخاطر الذكاء الاصطناعي للمؤسسات** - الاتحاد الدولي للمحاسبين (IFAC)</w:t>
-        <w:br/>
-        <w:t>* **المعايير الدولية للأجهزة العليا للرقابة المالية والمحاسبة (ISSAI)** - المنظمة الدولية للأجهزة العليا للرقابة المالية والمحاسبة (INTOSAI)</w:t>
+        <w:t>5. دليل تدقيق أنظمة الذكاء الاصطناعي في القطاع العام - المنظمة الدولية للأجهزة العليا للرقابة المالية والمحاسبة (INTOSAI).</w:t>
       </w:r>
     </w:p>
     <w:sectPr>

--- a/reports/audit_intelligence_2026-08-11.docx
+++ b/reports/audit_intelligence_2026-08-11.docx
@@ -17,7 +17,16 @@
     </w:p>
     <w:p>
       <w:r>
-        <w:t>This week's intelligence report highlights three critical developments shaping the audit, risk, and governance landscape. First, the global transition to the new Global Internal Audit Standards (GIAS) has entered a critical phase, with professional bodies focusing on post-implementation quality assessment reviews (QAR) and conformance metrics. Second, the International Federation of Accountants (IFAC) and the International Sustainability Standards Board (ISSB) have intensified their collaboration on sustainability assurance, emphasizing the need for robust Internal Control over Sustainability Reporting (ICSR). Third, the OECD and INTOSAI have released updated frameworks addressing public sector governance, specifically targeting the integration of artificial intelligence in public financial management and the auditing of green transition initiatives.</w:t>
+        <w:t>This weekly intelligence report highlights three critical developments shaping the audit, risk, and governance landscape as of August 11, 2026:</w:t>
+      </w:r>
+    </w:p>
+    <w:p>
+      <w:r>
+        <w:t>1. **Global Internal Audit Standards (GIAS) Transition**: The transition to the new GIAS has entered a critical phase. The Institute of Internal Auditors (IIA) has released updated quality assessment frameworks to address practical conformance challenges and the implementation of the newly mandated Topical Requirements.</w:t>
+        <w:br/>
+        <w:t>2. **Sustainability Control Integration**: The Committee of Sponsoring Organizations of the Treadway Commission (COSO) and the International Federation of Accountants (IFAC) have intensified their collaboration on Internal Control over Sustainability Reporting (ICSR). This guidance bridges the gap between financial and non-financial reporting controls to meet stringent global disclosure mandates.</w:t>
+        <w:br/>
+        <w:t>3. **Algorithmic Accountability and AI Governance**: With global AI regulations, including the EU AI Act, now in active enforcement, supreme audit institutions and corporate boards are establishing rigorous algorithmic accountability frameworks. This shifts the focus of internal auditors toward continuous AI governance auditing and compliance with international standards like ISO/IEC 42001.</w:t>
       </w:r>
     </w:p>
     <w:p>
@@ -27,7 +36,7 @@
     </w:p>
     <w:p>
       <w:r>
-        <w:t>يركز النشاط المهني حالياً على التقييم العملي لتطبيق المعايير العالمية الجديدة للتدقيق الداخلي (GIAS) بعد مرور فترة كافية على دخولها حيز التنفيذ. تشير تقارير معهد المدققين الداخليين (IIA) إلى أن التحدي الأكبر الذي يواجه الإدارات حالياً يكمن في مواءمة برامج ضمان وتحسين الجودة (QAIP) مع المتطلبات الجديدة. هناك تركيز متزايد على دور التدقيق الداخلي في تقديم تأكيد موضوعي حول مرونة الأعمال الرقمية، وتقييم مدى نضج الحوكمة المؤسسية في التعامل مع المخاطر الناشئة، وتطوير مهارات الكوادر البشرية لتلبية متطلبات العصر الرقمي.</w:t>
+        <w:t>يركز معهد المدققين الداخليين في أغسطس 2026 على دعم المؤسسات في مرحلة ما بعد تطبيق المعايير العالمية الجديدة للتدقيق الداخلي. أصدر المعهد أدلة إرشادية جديدة لتقييم الجودة الخارجية والداخلية لضمان الامتثال الكامل بالمعايير المحدثة. كما تم التركيز بشكل خاص على "المتطلبات الموضوعية" الجديدة، لا سيما في مجالات الأمن السيبراني وإدارة مخاطر الاستدامة. يتطلب هذا التحول من إدارات التدقيق الداخلي تحديث منهجياتها وخططها السنوية لتتماشى مع هذه المتطلبات الإلزامية، مما يسهم في تعزيز القيمة المضافة للمؤسسات وحماية أصولها المعرفية والمالية.</w:t>
       </w:r>
     </w:p>
     <w:p>
@@ -37,7 +46,7 @@
     </w:p>
     <w:p>
       <w:r>
-        <w:t>تشهد ساحة الرقابة الداخلية تطوراً متسارعاً بقيادة لجنة المؤسسات الراعية لتريدواي (COSO)، حيث يتم التركيز بشكل مكثف على نظام الرقابة الداخلية على تقارير الاستدامة (ICSR). لم يعد الأمر يقتصر على الرقابة المالية التقليدية، بل يمتد ليشمل جودة البيانات غير المالية وموثوقيتها. تطالب التوجيهات الأخيرة بدمج ضوابط الاستدامة ضمن الهيكل الرقابي العام للمؤسسة لضمان اتساق البيانات وحمايتها من مخاطر "الغسيل الأخضر"، مع التركيز على تتبع البيانات من المصدر وحتى التقارير النهائية.</w:t>
+        <w:t>أصدرت لجنة المؤسسات الراعية لتريدواي بالتعاون مع الاتحاد الدولي للمحاسبين إرشادات محدثة حول تطبيق إطار الرقابة الداخلية المتكامل على تقارير الاستدامة. تركز هذه الإرشادات على سد الفجوة بين الرقابة المالية والرقابة غير المالية، مع التأكيد على أهمية جودة البيانات البيئية والاجتماعية وحوكمتها. يُطلب من مسؤولي الرقابة الداخلية الآن تصميم ضوابط رقابية تضمن دقة وموثوقية البيانات الصادرة للجهات التنظيمية والمستثمرين، مما يقلل من مخاطر "الغسل الأخضر" ويعزز الثقة في التقارير المؤسسية الشاملة.</w:t>
       </w:r>
     </w:p>
     <w:p>
@@ -47,7 +56,7 @@
     </w:p>
     <w:p>
       <w:r>
-        <w:t>أصدرت منظمة التعاون الاقتصادي والتنمية (OECD) تحديثات هامة تتعلق بمبادئ حوكمة الشركات، مع التركيز على مسؤولية مجالس الإدارة في الإشراف على مخاطر المناخ والتحول الرقمي. تشير المبادئ الجديدة إلى ضرورة وجود تنوع في المهارات داخل المجالس، لا سيما في مجالات التكنولوجيا والأمن السيبراني، لضمان قدرة الإدارة التنفيذية على التعامل مع بيئة الأعمال المعقدة. كما تؤكد التقارير الصادرة عن المنتديات الدولية على أهمية الشفافية في الإفصاح عن هياكل الحوكمة وممارسات الأجور المرتبطة بالأداء المستدام على المدى الطويل.</w:t>
+        <w:t>تسلط منظمة التعاون الاقتصادي والتنمية الضوء على تعزيز دور مجالس الإدارة في الإشراف على المخاطر الجيوسياسية ومرونة سلاسل الإمداد في ظل المتغيرات العالمية المستمرة. وفي الوقت نفسه، أصدر البنك الدولي تقريراً يشدد فيه على أهمية الشفافية ومكافحة الفساد من خلال تعزيز أطر الحوكمة المؤسسية في الشركات المملوكة للدولة. تركز التوجهات الحالية على دمج المعايير الأخلاقية والمسؤولية الاجتماعية في صلب القرارات الاستراتيجية للمجالس لضمان الاستدامة على المدى الطويل وحماية حقوق أصحاب المصلحة.</w:t>
       </w:r>
     </w:p>
     <w:p>
@@ -57,7 +66,7 @@
     </w:p>
     <w:p>
       <w:r>
-        <w:t>تتجه إدارة المخاطر المؤسسية (ERM) نحو تبني نماذج أكثر ديناميكية للتعامل مع المخاطر الجيوسياسية ومخاطر سلاسل الإمداد المتغيرة. تشير دراسات الشركات الاستشارية الكبرى إلى أن النماذج التقليدية القائمة على التقييم السنوي للمخاطر لم تعد كافية لمواجهة التغيرات المتسارعة. هناك تحول واضح نحو المراقبة المستمرة واستخدام التحليلات التنبؤية لتحديد المخاطر قبل وقوعها، مع ضرورة صياغة مؤشرات شهية المخاطر (Risk Appetite) بشكل كمي دقيق يسهل قياسه ومتابعته من قبل مجلس الإدارة والإدارة التنفيذية.</w:t>
+        <w:t>تشير تقارير الشركات المهنية الكبرى إلى تصاعد وتيرة المخاطر المترابطة، حيث لم تعد المخاطر السيبرانية أو المناخية تعمل بمعزل عن بعضها البعض. تدعو التحديثات الأخيرة لإدارة المخاطر المؤسسية إلى تبني نماذج محاكاة متقدمة واختبارات تحمل ديناميكية للتنبؤ بالأزمات المركبة. كما تم دمج إطار العمل الخاص بالإفصاحات المالية المتعلقة بالطبيعة ضمن استراتيجيات إدارة المخاطر لتقييم أثر التنوع البيولوجي وتدهور النظم البيئية على استمرارية الأعمال وسلاسل التوريد.</w:t>
       </w:r>
     </w:p>
     <w:p>
@@ -67,7 +76,7 @@
     </w:p>
     <w:p>
       <w:r>
-        <w:t>يقود البنك الدولي ومنظمة الإنتوساي (INTOSAI) جهوداً حثيثة لتحديث الإدارة المالية العامة (PFM). تركز الإصلاحات الحالية على تعزيز الشفافية والمساءلة في إنفاق أموال التحول الأخضر والمشاريع التنموية الكبرى. تم إصدار أدلة إرشادية جديدة للأجهزة العليا للرقابة المالية والمحاسبة تهدف إلى تطوير منهجيات التدقيق لتشمل تقييم الأثر البيئي والاجتماعي للمشاريع الحكومية، بالإضافة إلى تعزيز الرقابة على المشتريات العامة الرقمية لمنع الفساد المالي والإداري وتحسين كفاءة الإنفاق العام.</w:t>
+        <w:t>تقود المنظمة الدولية للأجهزة العليا للرقابة المالية والمحاسبة مبادرات جديدة لتحديث الرقابة على المالية العامة. تركز المبادئ التوجيهية الأخيرة على تعزيز قدرات الأجهزة العليا للرقابة في تدقيق الدين العام والبنية التحتية الرقمية الحكومية. ويدعم البنك الدولي هذه الجهود من خلال تمويل برامج التحول الرقمي للحكومات، بهدف تحسين كفاءة الإنفاق العام، وتعزيز المساءلة، والحد من الهدر المالي من خلال أدوات الرقابة الذكية والمفتوحة.</w:t>
       </w:r>
     </w:p>
     <w:p>
@@ -77,7 +86,7 @@
     </w:p>
     <w:p>
       <w:r>
-        <w:t>يمثل الذكاء الاصطناعي، وخاصة الذكاء الاصطناعي التوليدي، محور الاهتمام الرئيسي للمدققين. مع بدء التطبيق الصارم للتشريعات الدولية مثل قانون الذكاء الاصطناعي، يتعين على إدارات التدقيق الداخلي تقييم أطر حوكمة الذكاء الاصطناعي داخل مؤسساتها. يشمل ذلك التحقق من دقة الخوارزميات، والحد من الانحياز، وحماية خصوصية البيانات، وضمان وجود رقابة بشرية فعالة. كما تتبنى مكاتب التدقيق الكبرى أدوات مدعومة بالذكاء الاصطناعي لتسريع عمليات فحص البيانات الضخمة واكتشاف الأنماط غير الطبيعية والاحتيال بشكل استباقي.</w:t>
+        <w:t>مع دخول القوانين التنظيمية للذكاء الاصطناعي حيز التنفيذ الصارم، يواجه المدققون الداخليون تحدياً مزدوجاً: تدقيق أنظمة الذكاء الاصطناعي المستخدمة في مؤسساتهم، واستخدام الذكاء الاصطناعي كأداة تدقيق متطورة. أصدرت المعاهد المهنية إرشادات حول كيفية تدقيق الخوارزميات وضمان العدالة والشفافية والحد من الانحياز وفقاً للمعيار الدولي "آيزو 42001". كما يتم التركيز على حوكمة الذكاء الاصطناعي التوليدي لمنع تسريب البيانات الحساسة وحماية الملكية الفكرية للمؤسسات.</w:t>
       </w:r>
     </w:p>
     <w:p>
@@ -87,7 +96,7 @@
     </w:p>
     <w:p>
       <w:r>
-        <w:t>تفرض هذه التطورات واقعاً جديداً على قادة التدقيق الداخلي يتطلب الانتقال من الدور الرقابي التقليدي القائم على مطابقة القوائم إلى دور الشريك الاستراتيجي الموثوق. إن دمج معايير الاستدامة مع أطر الرقابة الداخلية، وتبني تقنيات الذكاء الاصطناعي، يتطلبان إعادة بناء مهارات فرق التدقيق وتحديث أدوات العمل بشكل فوري. عدم مواكبة هذه التغيرات يعرض المؤسسات لمخاطر رقابية وقانونية جسيمة، ويفقد وظيفة التدقيق قيمتها الاستراتيجية أمام مجلس الإدارة ولجنة التدقيق.</w:t>
+        <w:t>تمثل تطورات هذا الأسبوع تحولاً جذرياً في دور المدقق الداخلي من دور رقابي تقليدي إلى شريك استراتيجي ومستشار موثوق لمجلس الإدارة. إن الامتثال للمعايير العالمية الجديدة وتطبيق ضوابط صارمة على تقارير الاستدامة وحوكمة الذكاء الاصطناعي لم يعد خياراً ثانوياً، بل هو ركيزة أساسية لحماية سمعة المؤسسة وضمان استمراريتها في سوق معقد وسريع التغير. يتعين على قادة التدقيق الاستثمار الفوري في بناء مهارات فرقهم وتحديث أدواتهم التكنولوجية لمواكبة هذه المتطلبات المتسارعة.</w:t>
       </w:r>
     </w:p>
     <w:p>
@@ -97,15 +106,15 @@
     </w:p>
     <w:p>
       <w:r>
-        <w:t>1. دليل تطبيق المعايير العالمية للتدقيق الداخلي - معهد المدققين الداخليين الدولي (IIA).</w:t>
+        <w:t>1. **معهد المدققين الداخليين**: دليل تطبيق المعايير العالمية الجديدة للتدقيق الداخلي والتركيز على المتطلبات الموضوعية للأمن السيبراني.</w:t>
         <w:br/>
-        <w:t>2. إطار الرقابة الداخلية على تقارير الاستدامة (ICSR) - لجنة المؤسسات الراعية (COSO).</w:t>
+        <w:t>2. **لجنة المؤسسات الراعية لتريدواي والاتحاد الدولي للمحاسبين**: تحقيق الرقابة الداخلية الفعالة على تقارير الاستدامة باستخدام إطار العمل المتكامل.</w:t>
         <w:br/>
-        <w:t>3. خارطة طريق تأكيد تقارير الاستدامة والمعايير المشتركة - الاتحاد الدولي للمحاسبين (IFAC).</w:t>
+        <w:t>3. **منظمة التعاون الاقتصادي والتنمية**: تقرير حوكمة الشركات وتحديات المخاطر الجيوسياسية الناشئة ومرونة سلاسل الإمداد.</w:t>
         <w:br/>
-        <w:t>4. المبادئ المحدثة لحوكمة الشركات والإشراف على المخاطر الناشئة - منظمة التعاون الاقتصادي والتنمية (OECD).</w:t>
+        <w:t>4. **المنظمة الدولية للأجهزة العليا للرقابة**: المبادئ التوجيهية الحديثة لتدقيق البنية التحتية الرقمية والتحول الرقمي في القطاع العام.</w:t>
         <w:br/>
-        <w:t>5. دليل تدقيق أنظمة الذكاء الاصطناعي في القطاع العام - المنظمة الدولية للأجهزة العليا للرقابة المالية والمحاسبة (INTOSAI).</w:t>
+        <w:t>5. **البنك الدولي**: تقرير تعزيز الشفافية ومكافحة الفساد في المؤسسات الحكومية والشركات المملوكة للدولة.</w:t>
       </w:r>
     </w:p>
     <w:sectPr>

--- a/reports/audit_intelligence_2026-08-11.docx
+++ b/reports/audit_intelligence_2026-08-11.docx
@@ -7,7 +7,7 @@
         <w:pStyle w:val="Title"/>
       </w:pPr>
       <w:r>
-        <w:t>Weekly Audit Intelligence Report</w:t>
+        <w:t>Audit Intelligence Weekly Briefing</w:t>
       </w:r>
     </w:p>
     <w:p>
@@ -17,16 +17,21 @@
     </w:p>
     <w:p>
       <w:r>
-        <w:t>This weekly intelligence report highlights three critical developments shaping the audit, risk, and governance landscape as of August 11, 2026:</w:t>
+        <w:t>This week’s audit and governance landscape is dominated by three critical developments that demand the immediate attention of Chief Audit Executives (CAEs) and risk leaders:</w:t>
       </w:r>
     </w:p>
     <w:p>
       <w:r>
-        <w:t>1. **Global Internal Audit Standards (GIAS) Transition**: The transition to the new GIAS has entered a critical phase. The Institute of Internal Auditors (IIA) has released updated quality assessment frameworks to address practical conformance challenges and the implementation of the newly mandated Topical Requirements.</w:t>
+        <w:t>1. **The IIA Global Internal Audit Standards Enforcement:** With the transition period fully concluded, organizations are now facing their first wave of External Quality Assessments (EQAs) under the new Standards. Non-conformance is no longer an option; boards are demanding proof of alignment, particularly regarding Domain 3 (Governing the Internal Audit Function).</w:t>
         <w:br/>
-        <w:t>2. **Sustainability Control Integration**: The Committee of Sponsoring Organizations of the Treadway Commission (COSO) and the International Federation of Accountants (IFAC) have intensified their collaboration on Internal Control over Sustainability Reporting (ICSR). This guidance bridges the gap between financial and non-financial reporting controls to meet stringent global disclosure mandates.</w:t>
+        <w:t>2. **AI Governance and Algorithmic Accountability:** The rapid adoption of generative AI and automated decision-making systems has triggered joint guidance from COSO and major professional bodies. Auditors must shift from auditing "AI projects" to auditing "AI governance frameworks" (such as ISO/IEC 42001).</w:t>
         <w:br/>
-        <w:t>3. **Algorithmic Accountability and AI Governance**: With global AI regulations, including the EU AI Act, now in active enforcement, supreme audit institutions and corporate boards are establishing rigorous algorithmic accountability frameworks. This shifts the focus of internal auditors toward continuous AI governance auditing and compliance with international standards like ISO/IEC 42001.</w:t>
+        <w:t>3. **Public Sector Digitalization &amp; DPI:** The World Bank and INTOSAI have accelerated frameworks for auditing Digital Public Infrastructure (DPI). Public sector auditors must transition from traditional ex-post compliance to real-time, agile assurance of digital transformation initiatives.</w:t>
+      </w:r>
+    </w:p>
+    <w:p>
+      <w:r>
+        <w:t>---</w:t>
       </w:r>
     </w:p>
     <w:p>
@@ -36,7 +41,27 @@
     </w:p>
     <w:p>
       <w:r>
-        <w:t>يركز معهد المدققين الداخليين في أغسطس 2026 على دعم المؤسسات في مرحلة ما بعد تطبيق المعايير العالمية الجديدة للتدقيق الداخلي. أصدر المعهد أدلة إرشادية جديدة لتقييم الجودة الخارجية والداخلية لضمان الامتثال الكامل بالمعايير المحدثة. كما تم التركيز بشكل خاص على "المتطلبات الموضوعية" الجديدة، لا سيما في مجالات الأمن السيبراني وإدارة مخاطر الاستدامة. يتطلب هذا التحول من إدارات التدقيق الداخلي تحديث منهجياتها وخططها السنوية لتتماشى مع هذه المتطلبات الإلزامية، مما يسهم في تعزيز القيمة المضافة للمؤسسات وحماية أصولها المعرفية والمالية.</w:t>
+        <w:t>### The Transition to the New Global Internal Audit Standards (المعايير العالمية للتدقيق الداخلي)</w:t>
+        <w:br/>
+        <w:t>As organizations navigate the mandatory implementation of the IIA’s Global Internal Audit Standards, the focus has shifted from gap analysis to operational reality. The most significant friction point remains **Domain 3: Governing the Internal Audit Function**, which requires explicit board-level oversight and direct interaction.</w:t>
+      </w:r>
+    </w:p>
+    <w:p>
+      <w:r>
+        <w:t>#### 💡 Practical Quick Win: Auditing Board-CAE Alignment</w:t>
+        <w:br/>
+        <w:t>To ensure compliance with Domain 3, execute this 3-step testing procedure during your next audit committee cycle:</w:t>
+        <w:br/>
+        <w:t>1. **Mandate Verification:** Review the Audit Committee Charter against the actual activities recorded in the committee’s minutes over the past 12 months. Verify if the board has formally approved the internal audit charter, the risk-based audit plan, and the resource plan.</w:t>
+        <w:br/>
+        <w:t>2. **Direct Communication Protocol:** Document and test the mechanism for private sessions between the CAE and the Audit Committee Chair. Ensure these sessions are scheduled, minuted (where appropriate), and occur without executive management present.</w:t>
+        <w:br/>
+        <w:t>3. **Performance Assessment:** Verify that the Audit Committee has formally conducted the CAE’s annual performance evaluation and approved their compensation, rather than delegating this entirely to the CEO or HR.</w:t>
+      </w:r>
+    </w:p>
+    <w:p>
+      <w:r>
+        <w:t>---</w:t>
       </w:r>
     </w:p>
     <w:p>
@@ -46,7 +71,28 @@
     </w:p>
     <w:p>
       <w:r>
-        <w:t>أصدرت لجنة المؤسسات الراعية لتريدواي بالتعاون مع الاتحاد الدولي للمحاسبين إرشادات محدثة حول تطبيق إطار الرقابة الداخلية المتكامل على تقارير الاستدامة. تركز هذه الإرشادات على سد الفجوة بين الرقابة المالية والرقابة غير المالية، مع التأكيد على أهمية جودة البيانات البيئية والاجتماعية وحوكمتها. يُطلب من مسؤولي الرقابة الداخلية الآن تصميم ضوابط رقابية تضمن دقة وموثوقية البيانات الصادرة للجهات التنظيمية والمستثمرين، مما يقلل من مخاطر "الغسل الأخضر" ويعزز الثقة في التقارير المؤسسية الشاملة.</w:t>
+        <w:t>### COSO &amp; Technology-Driven Control Environments (نظام الرقابة الداخلية - كوزو)</w:t>
+        <w:br/>
+        <w:t>Modern internal control systems are increasingly reliant on automated controls, continuous monitoring, and AI-driven decision engines. Traditional manual sample testing is no longer sufficient to provide reasonable assurance.</w:t>
+      </w:r>
+    </w:p>
+    <w:p>
+      <w:r>
+        <w:t>#### 🕰️ Best Practice Flashback: COSO Principle 11</w:t>
+        <w:br/>
+        <w:t>**COSO Principle 11** states: *"The organization selects and develops general control activities over technology to support the achievement of objectives."*</w:t>
+      </w:r>
+    </w:p>
+    <w:p>
+      <w:r>
+        <w:t xml:space="preserve">In today's environment, this principle must be applied to **Automated Control Drift**. When software updates, API integrations, or machine learning models change, controls can "drift" or fail silently. </w:t>
+        <w:br/>
+        <w:t>* **Modern Application:** Auditors must evaluate whether management has established a robust **Change Management Control** that includes regression testing for automated controls and continuous monitoring of automated transaction matching rules.</w:t>
+      </w:r>
+    </w:p>
+    <w:p>
+      <w:r>
+        <w:t>---</w:t>
       </w:r>
     </w:p>
     <w:p>
@@ -56,7 +102,21 @@
     </w:p>
     <w:p>
       <w:r>
-        <w:t>تسلط منظمة التعاون الاقتصادي والتنمية الضوء على تعزيز دور مجالس الإدارة في الإشراف على المخاطر الجيوسياسية ومرونة سلاسل الإمداد في ظل المتغيرات العالمية المستمرة. وفي الوقت نفسه، أصدر البنك الدولي تقريراً يشدد فيه على أهمية الشفافية ومكافحة الفساد من خلال تعزيز أطر الحوكمة المؤسسية في الشركات المملوكة للدولة. تركز التوجهات الحالية على دمج المعايير الأخلاقية والمسؤولية الاجتماعية في صلب القرارات الاستراتيجية للمجالس لضمان الاستدامة على المدى الطويل وحماية حقوق أصحاب المصلحة.</w:t>
+        <w:t>### Board Oversight of Digital Ethics and ESG (الحوكمة المؤسسية وأخلاقيات التحول الرقمي)</w:t>
+        <w:br/>
+        <w:t>The OECD and IFAC have highlighted a growing governance gap: boards are struggling to oversee the ethical implications of rapid digital transformation and ESG reporting metrics. Governance frameworks must evolve to treat digital ethics as a fiduciary duty.</w:t>
+      </w:r>
+    </w:p>
+    <w:p>
+      <w:r>
+        <w:t>* **Key Focus:** Boards must establish clear parameters for ethical AI usage, data privacy, and algorithmic bias.</w:t>
+        <w:br/>
+        <w:t>* **Audit Action:** Internal Audit should conduct a governance review of the organization's **Digital Ethics Charter** (or lack thereof). Assess whether there is a clear escalation path for ethical concerns arising from automated data profiling or customer segmentation algorithms.</w:t>
+      </w:r>
+    </w:p>
+    <w:p>
+      <w:r>
+        <w:t>---</w:t>
       </w:r>
     </w:p>
     <w:p>
@@ -66,7 +126,21 @@
     </w:p>
     <w:p>
       <w:r>
-        <w:t>تشير تقارير الشركات المهنية الكبرى إلى تصاعد وتيرة المخاطر المترابطة، حيث لم تعد المخاطر السيبرانية أو المناخية تعمل بمعزل عن بعضها البعض. تدعو التحديثات الأخيرة لإدارة المخاطر المؤسسية إلى تبني نماذج محاكاة متقدمة واختبارات تحمل ديناميكية للتنبؤ بالأزمات المركبة. كما تم دمج إطار العمل الخاص بالإفصاحات المالية المتعلقة بالطبيعة ضمن استراتيجيات إدارة المخاطر لتقييم أثر التنوع البيولوجي وتدهور النظم البيئية على استمرارية الأعمال وسلاسل التوريد.</w:t>
+        <w:t>### Geopolitical Volatility and Supply Chain Resilience (إدارة المخاطر المؤسسية ومرونة سلاسل الإمداد)</w:t>
+        <w:br/>
+        <w:t>According to recent risk insights from Deloitte and PwC, geopolitical fragmentation remains the top threat to corporate resilience. Traditional Enterprise Risk Management (ERM) registers that treat "supply chain disruption" as a static risk are failing.</w:t>
+      </w:r>
+    </w:p>
+    <w:p>
+      <w:r>
+        <w:t>* **The Shift:** ERM must transition to **Dynamic Risk Modeling**.</w:t>
+        <w:br/>
+        <w:t>* **Audit Approach:** Evaluate the organization's scenario planning capabilities. Does management run stress tests against specific geopolitical events (e.g., trade route closures, localized regulatory shifts)? Verify if Key Risk Indicators (KRIs) are linked to automated triggers that prompt immediate operational workarounds.</w:t>
+      </w:r>
+    </w:p>
+    <w:p>
+      <w:r>
+        <w:t>---</w:t>
       </w:r>
     </w:p>
     <w:p>
@@ -76,7 +150,21 @@
     </w:p>
     <w:p>
       <w:r>
-        <w:t>تقود المنظمة الدولية للأجهزة العليا للرقابة المالية والمحاسبة مبادرات جديدة لتحديث الرقابة على المالية العامة. تركز المبادئ التوجيهية الأخيرة على تعزيز قدرات الأجهزة العليا للرقابة في تدقيق الدين العام والبنية التحتية الرقمية الحكومية. ويدعم البنك الدولي هذه الجهود من خلال تمويل برامج التحول الرقمي للحكومات، بهدف تحسين كفاءة الإنفاق العام، وتعزيز المساءلة، والحد من الهدر المالي من خلال أدوات الرقابة الذكية والمفتوحة.</w:t>
+        <w:t>### Auditing Digital Public Infrastructure (DPI) (إصلاح القطاع العام والأجهزة العليا للرقابة)</w:t>
+        <w:br/>
+        <w:t>In alignment with INTOSAI and World Bank initiatives, public sector reform is heavily focused on Digital Public Infrastructure (DPI)—including digital identity systems, electronic payment gateways, and data exchange platforms.</w:t>
+      </w:r>
+    </w:p>
+    <w:p>
+      <w:r>
+        <w:t>* **The Challenge:** Supreme Audit Institutions (SAIs - الأجهزة العليا للرقابة المالية والمحاسبة) are moving away from paper-based compliance.</w:t>
+        <w:br/>
+        <w:t>* **Modernization Focus:** Public sector auditors must develop capabilities in **Data-First Auditing**. This involves accessing government databases directly via secure APIs to perform continuous auditing of social benefit distributions, tax collections, and procurement processes, thereby reducing fraud and leakage in real-time.</w:t>
+      </w:r>
+    </w:p>
+    <w:p>
+      <w:r>
+        <w:t>---</w:t>
       </w:r>
     </w:p>
     <w:p>
@@ -86,7 +174,56 @@
     </w:p>
     <w:p>
       <w:r>
-        <w:t>مع دخول القوانين التنظيمية للذكاء الاصطناعي حيز التنفيذ الصارم، يواجه المدققون الداخليون تحدياً مزدوجاً: تدقيق أنظمة الذكاء الاصطناعي المستخدمة في مؤسساتهم، واستخدام الذكاء الاصطناعي كأداة تدقيق متطورة. أصدرت المعاهد المهنية إرشادات حول كيفية تدقيق الخوارزميات وضمان العدالة والشفافية والحد من الانحياز وفقاً للمعيار الدولي "آيزو 42001". كما يتم التركيز على حوكمة الذكاء الاصطناعي التوليدي لمنع تسريب البيانات الحساسة وحماية الملكية الفكرية للمؤسسات.</w:t>
+        <w:t>### AI &amp; Technology Audit Lab (الذكاء الاصطناعي في التدقيق)</w:t>
+        <w:br/>
+        <w:t>Auditors must leverage AI to audit AI, as well as to streamline traditional audit workflows.</w:t>
+      </w:r>
+    </w:p>
+    <w:p>
+      <w:r>
+        <w:t>#### 🤖 Practical Micro-Use Case: Automated Policy-to-Procedure Alignment</w:t>
+        <w:br/>
+        <w:t>When auditing compliance, auditors often spend days comparing high-level corporate policies with granular department procedures to identify gaps. You can use an LLM to accelerate this process.</w:t>
+      </w:r>
+    </w:p>
+    <w:p>
+      <w:r>
+        <w:t>**The Prompt for Auditors:**</w:t>
+        <w:br/>
+        <w:t>```text</w:t>
+        <w:br/>
+        <w:t xml:space="preserve">Act as an expert Internal Audit Director. I will provide you with two documents: </w:t>
+        <w:br/>
+        <w:t xml:space="preserve">1) The Corporate Cyber Security Policy (Policy) </w:t>
+        <w:br/>
+        <w:t>2) The IT Department Standard Operating Procedures (SOP).</w:t>
+      </w:r>
+    </w:p>
+    <w:p>
+      <w:r>
+        <w:t xml:space="preserve">Analyze both documents and generate a gap analysis report in a markdown table. </w:t>
+        <w:br/>
+        <w:t>The table must include:</w:t>
+        <w:br/>
+        <w:t>- Policy Requirement: The specific clause/requirement in the Policy.</w:t>
+        <w:br/>
+        <w:t>- SOP Alignment: How/where the SOP addresses this requirement (or state "GAP IDENTIFIED" if missing).</w:t>
+        <w:br/>
+        <w:t>- Risk Rating: High, Medium, or Low based on the severity of the gap.</w:t>
+        <w:br/>
+        <w:t>- Recommended Audit Test Procedure: A specific step the auditor should take to verify compliance.</w:t>
+      </w:r>
+    </w:p>
+    <w:p>
+      <w:r>
+        <w:t>Focus on precision and do not assume alignment unless explicitly stated in the text.</w:t>
+        <w:br/>
+        <w:t>```</w:t>
+      </w:r>
+    </w:p>
+    <w:p>
+      <w:r>
+        <w:t>---</w:t>
       </w:r>
     </w:p>
     <w:p>
@@ -96,7 +233,19 @@
     </w:p>
     <w:p>
       <w:r>
-        <w:t>تمثل تطورات هذا الأسبوع تحولاً جذرياً في دور المدقق الداخلي من دور رقابي تقليدي إلى شريك استراتيجي ومستشار موثوق لمجلس الإدارة. إن الامتثال للمعايير العالمية الجديدة وتطبيق ضوابط صارمة على تقارير الاستدامة وحوكمة الذكاء الاصطناعي لم يعد خياراً ثانوياً، بل هو ركيزة أساسية لحماية سمعة المؤسسة وضمان استمراريتها في سوق معقد وسريع التغير. يتعين على قادة التدقيق الاستثمار الفوري في بناء مهارات فرقهم وتحديث أدواتهم التكنولوجية لمواكبة هذه المتطلبات المتسارعة.</w:t>
+        <w:t>For CAEs and risk leaders, the developments of this week underscore a fundamental truth: **the speed of risk has outpaced traditional audit cycles.**</w:t>
+      </w:r>
+    </w:p>
+    <w:p>
+      <w:r>
+        <w:t xml:space="preserve">* **The "So What?":** If your audit plan is still static, if your team is not using AI-assisted analytical tools, and if you have not aligned your methodology with the new IIA Standards, your function risks becoming irrelevant. </w:t>
+        <w:br/>
+        <w:t>* **The Bottom Line:** Boards do not just want to know what went wrong last year; they require predictive assurance on whether the organization's governance, risk management, and control environments are resilient enough to survive tomorrow's disruptions.</w:t>
+      </w:r>
+    </w:p>
+    <w:p>
+      <w:r>
+        <w:t>---</w:t>
       </w:r>
     </w:p>
     <w:p>
@@ -106,15 +255,20 @@
     </w:p>
     <w:p>
       <w:r>
-        <w:t>1. **معهد المدققين الداخليين**: دليل تطبيق المعايير العالمية الجديدة للتدقيق الداخلي والتركيز على المتطلبات الموضوعية للأمن السيبراني.</w:t>
+        <w:t>For deeper insights and authoritative guidance, consult the following publications:</w:t>
+      </w:r>
+    </w:p>
+    <w:p>
+      <w:r>
+        <w:t>1. **The Institute of Internal Auditors (IIA):** [Global Internal Audit Standards](https://www.theiia.org/en/standards/what-are-the-standards/global-internal-audit-standards/)</w:t>
         <w:br/>
-        <w:t>2. **لجنة المؤسسات الراعية لتريدواي والاتحاد الدولي للمحاسبين**: تحقيق الرقابة الداخلية الفعالة على تقارير الاستدامة باستخدام إطار العمل المتكامل.</w:t>
+        <w:t>2. **Committee of Sponsoring Organizations (COSO):** [Guidance on Internal Control Over Financial Reporting and Technology](https://www.coso.org/guidance-on-ic/)</w:t>
         <w:br/>
-        <w:t>3. **منظمة التعاون الاقتصادي والتنمية**: تقرير حوكمة الشركات وتحديات المخاطر الجيوسياسية الناشئة ومرونة سلاسل الإمداد.</w:t>
+        <w:t>3. **INTOSAI Development Initiative (IDI):** [SAI PMF and Public Sector Audit Modernization](https://www.intosai.org/)</w:t>
         <w:br/>
-        <w:t>4. **المنظمة الدولية للأجهزة العليا للرقابة**: المبادئ التوجيهية الحديثة لتدقيق البنية التحتية الرقمية والتحول الرقمي في القطاع العام.</w:t>
+        <w:t>4. **OECD Public Governance:** [Policy Framework for Sound Public Governance](https://www.oecd.org/governance/)</w:t>
         <w:br/>
-        <w:t>5. **البنك الدولي**: تقرير تعزيز الشفافية ومكافحة الفساد في المؤسسات الحكومية والشركات المملوكة للدولة.</w:t>
+        <w:t>5. **IFAC Governance &amp; Ethics:** [International Code of Ethics for Professional Accountants](https://www.ifac.org/)</w:t>
       </w:r>
     </w:p>
     <w:sectPr>
